--- a/docs/CURR7003_Signature_Piece_Submission_Miljus.docx
+++ b/docs/CURR7003_Signature_Piece_Submission_Miljus.docx
@@ -152,7 +152,7 @@
           <w:sz w:val="24"/>
           <w:szCs w:val="24"/>
         </w:rPr>
-        <w:t xml:space="preserve">Jonathan Miljus</w:t>
+        <w:t xml:space="preserve">Jonathan Michael Miljus</w:t>
       </w:r>
     </w:p>
     <w:p>
@@ -288,7 +288,7 @@
           <w:sz w:val="24"/>
           <w:szCs w:val="24"/>
         </w:rPr>
-        <w:t xml:space="preserve">The course is organized into three core modules that mirror the natural arc of learning a new language: setting goals and building a routine, building knowledge, and applying that knowledge in real-world contexts. Each module culminates in a practical, learner-produced artifact that the student keeps and uses long after the course ends. Beyond the three required modules, the course includes a companion ecosystem—a static trilingual website (English, Spanish, French) hosted on GitHub Pages, thirty professionally generated audio drills covering pronunciation, vocabulary, sentence frames, and real-life dialogues, and a deeper bilingual document library covering smart encoding, the science of spaced repetition with Anki, a low-technology capture system for adults uncomfortable with computers, and an AI prompt library for adult ESL learners. The intent is twofold: to satisfy the design and research expectations of CURR 7003 and to leave learners with a durable, evidence-based system for autonomous English study that exceeds the scaffolding most adult ESL learners are typically offered.</w:t>
+        <w:t xml:space="preserve">The course is organized into three core modules that mirror the natural arc of learning a new language: setting goals and building a routine, building knowledge, and applying that knowledge in real-world contexts. Each module culminates in a practical, learner-produced artifact that the student keeps and uses long after the course ends. Beyond the three required modules, the course includes a companion ecosystem,a static trilingual website (English, Spanish, French) hosted on GitHub Pages, thirty professionally generated audio drills covering pronunciation, vocabulary, sentence frames, and real-life dialogues, and a deeper bilingual document library covering smart encoding, the science of spaced repetition with Anki, a low-technology capture system for adults uncomfortable with computers, and an AI prompt library for adult ESL learners. The intent is twofold: to satisfy the design and research expectations of CURR 7003 and to leave learners with a durable, evidence-based system for autonomous English study that exceeds the scaffolding most adult ESL learners are typically offered.</w:t>
       </w:r>
     </w:p>
     <w:p>
@@ -365,7 +365,7 @@
           <w:sz w:val="24"/>
           <w:szCs w:val="24"/>
         </w:rPr>
-        <w:t xml:space="preserve">Each module deliberately produces a tangible artifact—a Goal Card and 7-Day Practice Plan, a 20-word Vocabulary Bank with 10 sentence frames, and a 30-second speaking recording paired with a 90-Day Growth Plan. These artifacts give learners immediate evidence of progress and provide instructors with concrete summative evidence of learning. The reduction from a longer ten-module concept to a focused three-module structure was driven by an instructional-design judgment that depth and student completion outweigh breadth in a self-paced beginner context.</w:t>
+        <w:t xml:space="preserve">Each module deliberately produces a tangible artifact,a Goal Card and 7-Day Practice Plan, a 20-word Vocabulary Bank with 10 sentence frames, and a 30-second speaking recording paired with a 90-Day Growth Plan. These artifacts give learners immediate evidence of progress and provide instructors with concrete summative evidence of learning. The reduction from a longer ten-module concept to a focused three-module structure was driven by an instructional-design judgment that depth and student completion outweigh breadth in a self-paced beginner context.</w:t>
       </w:r>
     </w:p>
     <w:p>
@@ -396,7 +396,7 @@
           <w:sz w:val="24"/>
           <w:szCs w:val="24"/>
         </w:rPr>
-        <w:t xml:space="preserve">Module 1 draws directly on Zimmerman’s (2002) cyclical model of self-regulated learning to help learners set specific, attainable goals and build daily routines. Decades of research converge on the finding that learners who deliberately engage in the forethought phase—planning, goal-setting, and strategic decisions—consistently outperform peers regardless of starting ability. The Goal and Practice Plan assignment translates this research into a tangible scaffold: learners articulate why they are learning English, what English they need most, and exactly when they will study during the week. Crucially, the assignment also requires a backup plan—a pre-decided minimum routine for low-energy days—operationalizing implementation-intention research that shows pre-deciding bad-day behavior outperforms moment-to-moment willpower (Bjork &amp; Bjork, 2011; Zimmerman, 2002).</w:t>
+        <w:t xml:space="preserve">Module 1 draws directly on Zimmerman’s (2002) cyclical model of self-regulated learning to help learners set specific, attainable goals and build daily routines. Decades of research converge on the finding that learners who deliberately engage in the forethought phase,planning, goal-setting, and strategic decisions,consistently outperform peers regardless of starting ability. The Goal and Practice Plan assignment translates this research into a tangible scaffold: learners articulate why they are learning English, what English they need most, and exactly when they will study during the week. Crucially, the assignment also requires a backup plan,a pre-decided minimum routine for low-energy days,operationalizing implementation-intention research that shows pre-deciding bad-day behavior outperforms moment-to-moment willpower (Bjork &amp; Bjork, 2011; Zimmerman, 2002).</w:t>
       </w:r>
     </w:p>
     <w:p>
@@ -411,7 +411,7 @@
           <w:sz w:val="24"/>
           <w:szCs w:val="24"/>
         </w:rPr>
-        <w:t xml:space="preserve">Module 2 addresses pronunciation, cognates, vocabulary, and reusable sentence frames. Instruction pairs each new word with an image and an example sentence, applying Paivio’s (1990) dual-coding theory, the keyword mnemonic technique demonstrated by Pressley, Levin, and Delaney (1982) to outperform rote rehearsal, and Mayer’s (2009) consolidated multimedia learning principles. Spaced practice is embedded through scheduled review tasks (Cepeda et al., 2006), and retrieval practice—not re-reading—is the core activity design (Roediger &amp; Karpicke, 2006; Karpicke &amp; Blunt, 2011). Vocabulary content is anchored in Nation’s (2013) recommendation to prioritize high-frequency words taught in context, which substantially accelerates beginner-level proficiency, and in the Kim and Webb (2022) meta-analysis confirming medium-to-large effects of distributed practice in second-language vocabulary acquisition specifically. Dunlosky and colleagues’ (2013) review of effective learning techniques is also operationalized: the course explicitly steers learners away from low-utility techniques such as re-reading and highlighting, and toward high-utility techniques such as practice testing and distributed practice.</w:t>
+        <w:t xml:space="preserve">Module 2 addresses pronunciation, cognates, vocabulary, and reusable sentence frames. Instruction pairs each new word with an image and an example sentence, applying Paivio’s (1990) dual-coding theory, the keyword mnemonic technique demonstrated by Pressley, Levin, and Delaney (1982) to outperform rote rehearsal, and Mayer’s (2009) consolidated multimedia learning principles. Spaced practice is embedded through scheduled review tasks (Cepeda et al., 2006), and retrieval practice,not re-reading,is the core activity design (Roediger &amp; Karpicke, 2006; Karpicke &amp; Blunt, 2011). Vocabulary content is anchored in Nation’s (2013) recommendation to prioritize high-frequency words taught in context, which substantially accelerates beginner-level proficiency, and in the Kim and Webb (2022) meta-analysis confirming medium-to-large effects of distributed practice in second-language vocabulary acquisition specifically. Dunlosky and colleagues’ (2013) review of effective learning techniques is also operationalized: the course explicitly steers learners away from low-utility techniques such as re-reading and highlighting, and toward high-utility techniques such as practice testing and distributed practice.</w:t>
       </w:r>
     </w:p>
     <w:p>
@@ -457,7 +457,7 @@
           <w:sz w:val="24"/>
           <w:szCs w:val="24"/>
         </w:rPr>
-        <w:t xml:space="preserve">Three summative assignments measure attainment of the course objectives: the English Goal and Practice Plan (Module 1, 30 points), the Vocabulary Bank and Sentence Frame Practice (Module 2, 40 points), and the 90-Day English Growth Plan with 30-second self-recording (Module 3, 30 points). Each assignment maps directly to a SMART objective in the syllabus and is graded against a clear, three-band rubric communicated to learners in advance. Each assignment is also distributed as a comprehensive bilingual packet that includes a branded cover, the full rubric, an exemplar response from a fictional adult learner with a name and life context (María, Daniel, Carmen), step-by-step instructions, and a fillable worksheet. The exemplars deliberately model adult lives—construction supervisors, dental hygienists, kitchen staff—rather than the generic university-student personas typical in textbook materials. Formative practice activities embedded in each module function as low-stakes retrieval practice and prepare learners for the corresponding summative artifact.</w:t>
+        <w:t xml:space="preserve">Three summative assignments measure attainment of the course objectives: the English Goal and Practice Plan (Module 1, 30 points), the Vocabulary Bank and Sentence Frame Practice (Module 2, 40 points), and the 90-Day English Growth Plan with 30-second self-recording (Module 3, 30 points). Each assignment maps directly to a SMART objective in the syllabus and is graded against a clear, three-band rubric communicated to learners in advance. Each assignment is also distributed as a comprehensive bilingual packet that includes a branded cover, the full rubric, an exemplar response from a fictional adult learner with a name and life context (María, Daniel, Carmen), step-by-step instructions, and a fillable worksheet. The exemplars deliberately model adult lives,construction supervisors, dental hygienists, kitchen staff,rather than the generic university-student personas typical in textbook materials. Formative practice activities embedded in each module function as low-stakes retrieval practice and prepare learners for the corresponding summative artifact.</w:t>
       </w:r>
     </w:p>
     <w:p>
@@ -472,7 +472,7 @@
           <w:sz w:val="24"/>
           <w:szCs w:val="24"/>
         </w:rPr>
-        <w:t xml:space="preserve">Google Classroom was chosen as the primary delivery platform because it is free, mobile-friendly, and familiar to many learners. To extend its capabilities and meet UDL principles more fully, the course is augmented by a custom companion website hosted on GitHub Pages at https://jonathanmiljus.github.io/independent-english-learning/. The site is fully trilingual (English, Spanish, French) with a one-tap language toggle that switches every label, instruction, and description instantly. It hosts thirty audio drills generated through ElevenLabs and organized into six sectioned categories—podcasts, pronunciation drills (each with International Phonetic Alphabet symbol and plain-language mouth-position guidance), vocabulary by topic, sentence frames, real-life dialogues, and module intros. The site also embeds interactive widgets backed by browser localStorage: a goal commitment box that persists between visits, a daily check-in counter with streak tracking, a module progress bar, and an interactive vocabulary flashcard player covering twenty starter words. An expandable Strategies and Mindset section presents seven research-grounded learner empowerment principles—desirable difficulty, distributed practice, the dignity of imperfect speech, and the science of staying—each citing the underlying peer-reviewed source. Multimedia elements throughout follow Mayer’s (2009) coherence and contiguity principles to reduce extraneous cognitive load.</w:t>
+        <w:t xml:space="preserve">Google Classroom was chosen as the primary delivery platform because it is free, mobile-friendly, and familiar to many learners. To extend its capabilities and meet UDL principles more fully, the course is augmented by a custom companion website hosted on GitHub Pages at https://jonathanmiljus.github.io/independent-english-learning/. The site is fully trilingual (English, Spanish, French) with a one-tap language toggle that switches every label, instruction, and description instantly. It hosts thirty audio drills generated through ElevenLabs and organized into six sectioned categories,podcasts, pronunciation drills (each with International Phonetic Alphabet symbol and plain-language mouth-position guidance), vocabulary by topic, sentence frames, real-life dialogues, and module intros. The site also embeds interactive widgets backed by browser localStorage: a goal commitment box that persists between visits, a daily check-in counter with streak tracking, a module progress bar, and an interactive vocabulary flashcard player covering twenty starter words. An expandable Strategies and Mindset section presents seven research-grounded learner empowerment principles,desirable difficulty, distributed practice, the dignity of imperfect speech, and the science of staying,each citing the underlying peer-reviewed source. Multimedia elements throughout follow Mayer’s (2009) coherence and contiguity principles to reduce extraneous cognitive load.</w:t>
       </w:r>
     </w:p>
     <w:p>
@@ -487,7 +487,7 @@
           <w:sz w:val="24"/>
           <w:szCs w:val="24"/>
         </w:rPr>
-        <w:t xml:space="preserve">In recognition of the wide range of technology comfort among the target population, the course explicitly supports a low-technology pathway. A bilingual Capture and Build guide teaches a paper-notebook-and-phone-Notes capture system, with the digital Anki flashcard application offered as an optional level-up rather than a requirement. The Capture and Build guide additionally documents the paper-based Leitner box system (Leitner, 1972), which implements the same spaced-repetition mathematics as Anki using only index cards and five physical containers, providing a path for learners who distrust apps or who lack reliable internet. A separate AI Phone-First Toolkit teaches non-technical adults how to use ChatGPT or equivalent free tools as a precise vocabulary-generation utility rather than as an open-ended chat partner—directly addressing the most common pattern of misuse observed among adult ESL learners experimenting with generative AI.</w:t>
+        <w:t xml:space="preserve">In recognition of the wide range of technology comfort among the target population, the course explicitly supports a low-technology pathway. A bilingual Capture and Build guide teaches a paper-notebook-and-phone-Notes capture system, with the digital Anki flashcard application offered as an optional level-up rather than a requirement. The Capture and Build guide additionally documents the paper-based Leitner box system (Leitner, 1972), which implements the same spaced-repetition mathematics as Anki using only index cards and five physical containers, providing a path for learners who distrust apps or who lack reliable internet. A separate AI Phone-First Toolkit teaches non-technical adults how to use ChatGPT or equivalent free tools as a precise vocabulary-generation utility rather than as an open-ended chat partner,directly addressing the most common pattern of misuse observed among adult ESL learners experimenting with generative AI.</w:t>
       </w:r>
     </w:p>
     <w:p>
@@ -518,7 +518,7 @@
           <w:sz w:val="24"/>
           <w:szCs w:val="24"/>
         </w:rPr>
-        <w:t xml:space="preserve">Beyond the cognitive and instructional design choices, the course explicitly addresses the affective and motivational dimensions of adult language learning. Adults learning English as a second language frequently bring a history of perceived failure, accent-related self-consciousness, and discouragement from prior schooling. The course frames forgetting as a feature, not a bug, drawing on Bjork and Bjork’s (2011) research on desirable difficulties: each effortful retrieval—including failed retrievals—strengthens the long-term memory trace more than easy review. The course also frames the inevitable mid-course motivation drop (most commonly between weeks three and six) as predictable and survivable, requiring not more willpower but a pre-decided minimum routine. Learners are explicitly taught to lower the bar rather than to quit, an approach that operationalizes the implementation-intention literature on habit formation.</w:t>
+        <w:t xml:space="preserve">Beyond the cognitive and instructional design choices, the course explicitly addresses the affective and motivational dimensions of adult language learning. Adults learning English as a second language frequently bring a history of perceived failure, accent-related self-consciousness, and discouragement from prior schooling. The course frames forgetting as a feature, not a bug, drawing on Bjork and Bjork’s (2011) research on desirable difficulties: each effortful retrieval,including failed retrievals,strengthens the long-term memory trace more than easy review. The course also frames the inevitable mid-course motivation drop (most commonly between weeks three and six) as predictable and survivable, requiring not more willpower but a pre-decided minimum routine. Learners are explicitly taught to lower the bar rather than to quit, an approach that operationalizes the implementation-intention literature on habit formation.</w:t>
       </w:r>
     </w:p>
     <w:p>
@@ -533,7 +533,7 @@
           <w:sz w:val="24"/>
           <w:szCs w:val="24"/>
         </w:rPr>
-        <w:t xml:space="preserve">The course similarly addresses the common misuse of artificial intelligence in adult language learning. Many adults attempt extended chat sessions in English with conversational AI, an approach that tends to produce comfortable but ineffective practice because the model adapts down to the user’s level. The AI Phone-First Toolkit and the AI Prompt Library reframe generative AI as a precise generation tool—producing vocabulary CSVs for Anki batch import, level-appropriate paragraph drills, IPA breakdowns, and targeted grammar quizzes—and explicitly discourage open-ended chat. The recommended workflow is captured in three sentences: generate with AI, memorize with spaced repetition, speak with your mouth.</w:t>
+        <w:t xml:space="preserve">The course similarly addresses the common misuse of artificial intelligence in adult language learning. Many adults attempt extended chat sessions in English with conversational AI, an approach that tends to produce comfortable but ineffective practice because the model adapts down to the user’s level. The AI Phone-First Toolkit and the AI Prompt Library reframe generative AI as a precise generation tool,producing vocabulary CSVs for Anki batch import, level-appropriate paragraph drills, IPA breakdowns, and targeted grammar quizzes,and explicitly discourage open-ended chat. The recommended workflow is captured in three sentences: generate with AI, memorize with spaced repetition, speak with your mouth.</w:t>
       </w:r>
     </w:p>
     <w:p>
@@ -564,7 +564,7 @@
           <w:sz w:val="24"/>
           <w:szCs w:val="24"/>
         </w:rPr>
-        <w:t xml:space="preserve">This mini-course translates current second-language acquisition, cognitive psychology, and instructional design research into a simple, practical tool that Spanish-speaking adult beginners can use independently for years. By combining goal setting, evidence-based practice strategies, multimedia presentation, real-world application, low-technology accessibility paths, and UDL principles, the design supports both immediate skill development and longer-term learner autonomy. The course meets the CURR 7003 Signature Piece requirements while delivering a self-contained DIY English learning system—a Google Classroom of three modules, a trilingual companion website with thirty audio drills and interactive widgets, ten downloadable bilingual handouts, and a deeper library covering smart encoding, spaced repetition, capture systems, and the responsible use of AI—that students can keep using long after the course ends. The design intentionally exceeds the minimum scope of the assignment because the population it serves typically receives less, not more, scaffolding than other adult learner populations.</w:t>
+        <w:t xml:space="preserve">This mini-course translates current second-language acquisition, cognitive psychology, and instructional design research into a simple, practical tool that Spanish-speaking adult beginners can use independently for years. By combining goal setting, evidence-based practice strategies, multimedia presentation, real-world application, low-technology accessibility paths, and UDL principles, the design supports both immediate skill development and longer-term learner autonomy. The course meets the CURR 7003 Signature Piece requirements while delivering a self-contained DIY English learning system,a Google Classroom of three modules, a trilingual companion website with thirty audio drills and interactive widgets, ten downloadable bilingual handouts, and a deeper library covering smart encoding, spaced repetition, capture systems, and the responsible use of AI,that students can keep using long after the course ends. The design intentionally exceeds the minimum scope of the assignment because the population it serves typically receives less, not more, scaffolding than other adult learner populations.</w:t>
       </w:r>
     </w:p>
     <w:p>
@@ -1408,7 +1408,7 @@
           <w:sz w:val="24"/>
           <w:szCs w:val="24"/>
         </w:rPr>
-        <w:t xml:space="preserve">Assignment 1 — English Goal and Practice Plan (30 points)</w:t>
+        <w:t xml:space="preserve">Assignment 1, English Goal and Practice Plan (30 points)</w:t>
       </w:r>
     </w:p>
     <w:p>
@@ -1426,7 +1426,7 @@
           <w:sz w:val="24"/>
           <w:szCs w:val="24"/>
         </w:rPr>
-        <w:t xml:space="preserve">Assignment 2 — Vocabulary and Sentence Practice (40 points)</w:t>
+        <w:t xml:space="preserve">Assignment 2, Vocabulary and Sentence Practice (40 points)</w:t>
       </w:r>
     </w:p>
     <w:p>
@@ -1444,7 +1444,7 @@
           <w:sz w:val="24"/>
           <w:szCs w:val="24"/>
         </w:rPr>
-        <w:t xml:space="preserve">Assignment 3 — 90-Day English Growth Plan (30 points)</w:t>
+        <w:t xml:space="preserve">Assignment 3, 90-Day English Growth Plan (30 points)</w:t>
       </w:r>
     </w:p>
     <w:p>

--- a/docs/CURR7003_Signature_Piece_Submission_Miljus.docx
+++ b/docs/CURR7003_Signature_Piece_Submission_Miljus.docx
@@ -457,7 +457,7 @@
           <w:sz w:val="24"/>
           <w:szCs w:val="24"/>
         </w:rPr>
-        <w:t xml:space="preserve">Three summative assignments measure attainment of the course objectives: the English Goal and Practice Plan (Module 1, 30 points), the Vocabulary Bank and Sentence Frame Practice (Module 2, 40 points), and the 90-Day English Growth Plan with 30-second self-recording (Module 3, 30 points). Each assignment maps directly to a SMART objective in the syllabus and is graded against a clear, three-band rubric communicated to learners in advance. Each assignment is also distributed as a comprehensive bilingual packet that includes a branded cover, the full rubric, an exemplar response from a fictional adult learner with a name and life context (María, Daniel, Carmen), step-by-step instructions, and a fillable worksheet. The exemplars deliberately model adult lives,construction supervisors, dental hygienists, kitchen staff,rather than the generic university-student personas typical in textbook materials. Formative practice activities embedded in each module function as low-stakes retrieval practice and prepare learners for the corresponding summative artifact.</w:t>
+        <w:t xml:space="preserve">Three summative assignments measure attainment of the course objectives: the English Goal and Practice Plan (Module 1, 30 points), the Vocabulary Bank and Sentence Frame Practice (Module 2, 40 points), and the 90-Day English Growth Plan with 30-second self-recording (Module 3, 30 points). Each assignment maps directly to a SMART objective in the syllabus and is graded against a clear, three-band rubric communicated to learners in advance. Each assignment is also distributed as a comprehensive bilingual packet that includes a branded cover, the full rubric, an exemplar response from a fictional adult learner with a name and life context (María, Daniel, Carmen), step-by-step instructions, and a fillable worksheet. The exemplars deliberately model adult lives, construction supervisors, dental hygienists, kitchen staff, rather than the generic university-student personas typical in textbook materials. Formative practice activities embedded in each module function as low-stakes retrieval practice and prepare learners for the corresponding summative artifact.</w:t>
       </w:r>
     </w:p>
     <w:p>
@@ -472,6 +472,36 @@
           <w:sz w:val="24"/>
           <w:szCs w:val="24"/>
         </w:rPr>
+        <w:t xml:space="preserve">In addition to the three summative artifacts, the course delivers four fully self-grading Google Forms knowledge-check quizzes, one for each module plus a final cumulative recap. Each quiz consists exclusively of multiple-choice questions with per-answer feedback that explains why a chosen answer is correct or incorrect and points the learner back to the precise section of the companion website where the concept is explained. Forty-seven multiple-choice questions in total were authored, deployed via a one-click Google Apps Script installer, and configured to release the score, missed questions, correct answers, and point values immediately upon submission. The quizzes serve a dual purpose: they automate the formative assessment loop entirely, requiring no instructor grading, and they exemplify the same retrieval-practice principle (Roediger and Karpicke, 2006) that the course teaches learners to apply to their own vocabulary review. The Apps Script installer, the underlying form definitions, and a detailed instructor checklist (Google Classroom Master Pack v2) are included in the submission package so that any future instructor can rebuild an identical Classroom in under twenty minutes.</w:t>
+      </w:r>
+    </w:p>
+    <w:p>
+      <w:pPr>
+        <w:spacing w:after="0" w:before="0" w:line="480"/>
+        <w:ind w:firstLine="720"/>
+        <w:jc w:val="left"/>
+      </w:pPr>
+      <w:r>
+        <w:rPr>
+          <w:rFonts w:ascii="Times New Roman" w:cs="Times New Roman" w:eastAsia="Times New Roman" w:hAnsi="Times New Roman"/>
+          <w:sz w:val="24"/>
+          <w:szCs w:val="24"/>
+        </w:rPr>
+        <w:t xml:space="preserve">Module 3 also includes a focused doctor's office vocabulary unit consisting of fourteen high-frequency medical terms (appointment, insurance, prescription, allergic to, follow-up, refill, side effect, copay, and so on) presented as a bilingual table with example sentences plus a memorized check-in script for the first thirty seconds at any front desk. This unit responds directly to feedback from adult Spanish-speaking learners, who consistently identified medical encounters as the highest-stakes English context they regularly face and the one they felt least prepared for. The unit is built using the same dual-coding plus situated-context principles that govern the rest of the vocabulary instruction (Paivio, 1990; Nation, 2013).</w:t>
+      </w:r>
+    </w:p>
+    <w:p>
+      <w:pPr>
+        <w:spacing w:after="0" w:before="0" w:line="480"/>
+        <w:ind w:firstLine="720"/>
+        <w:jc w:val="left"/>
+      </w:pPr>
+      <w:r>
+        <w:rPr>
+          <w:rFonts w:ascii="Times New Roman" w:cs="Times New Roman" w:eastAsia="Times New Roman" w:hAnsi="Times New Roman"/>
+          <w:sz w:val="24"/>
+          <w:szCs w:val="24"/>
+        </w:rPr>
         <w:t xml:space="preserve">Google Classroom was chosen as the primary delivery platform because it is free, mobile-friendly, and familiar to many learners. To extend its capabilities and meet UDL principles more fully, the course is augmented by a custom companion website hosted on GitHub Pages at https://jonathanmiljus.github.io/independent-english-learning/. The site is fully trilingual (English, Spanish, French) with a one-tap language toggle that switches every label, instruction, and description instantly. It hosts thirty audio drills generated through ElevenLabs and organized into six sectioned categories,podcasts, pronunciation drills (each with International Phonetic Alphabet symbol and plain-language mouth-position guidance), vocabulary by topic, sentence frames, real-life dialogues, and module intros. The site also embeds interactive widgets backed by browser localStorage: a goal commitment box that persists between visits, a daily check-in counter with streak tracking, a module progress bar, and an interactive vocabulary flashcard player covering twenty starter words. An expandable Strategies and Mindset section presents seven research-grounded learner empowerment principles,desirable difficulty, distributed practice, the dignity of imperfect speech, and the science of staying,each citing the underlying peer-reviewed source. Multimedia elements throughout follow Mayer’s (2009) coherence and contiguity principles to reduce extraneous cognitive load.</w:t>
       </w:r>
     </w:p>
@@ -533,7 +563,37 @@
           <w:sz w:val="24"/>
           <w:szCs w:val="24"/>
         </w:rPr>
-        <w:t xml:space="preserve">The course similarly addresses the common misuse of artificial intelligence in adult language learning. Many adults attempt extended chat sessions in English with conversational AI, an approach that tends to produce comfortable but ineffective practice because the model adapts down to the user’s level. The AI Phone-First Toolkit and the AI Prompt Library reframe generative AI as a precise generation tool,producing vocabulary CSVs for Anki batch import, level-appropriate paragraph drills, IPA breakdowns, and targeted grammar quizzes,and explicitly discourage open-ended chat. The recommended workflow is captured in three sentences: generate with AI, memorize with spaced repetition, speak with your mouth.</w:t>
+        <w:t xml:space="preserve">The course similarly addresses the common misuse of artificial intelligence in adult language learning. Many adults attempt extended chat sessions in English with conversational AI, an approach that tends to produce comfortable but ineffective practice because the model adapts down to the user's level. The AI Phone-First Toolkit and the AI Prompt Library reframe generative AI as a precise generation tool, producing vocabulary CSVs for Anki batch import, level-appropriate paragraph drills, IPA breakdowns, and targeted grammar quizzes, and explicitly discourage open-ended chat. The recommended workflow is captured in three sentences: generate with AI, memorize with spaced repetition, speak with your mouth.</w:t>
+      </w:r>
+    </w:p>
+    <w:p>
+      <w:pPr>
+        <w:spacing w:after="0" w:before="0" w:line="480"/>
+        <w:ind w:firstLine="720"/>
+        <w:jc w:val="left"/>
+      </w:pPr>
+      <w:r>
+        <w:rPr>
+          <w:rFonts w:ascii="Times New Roman" w:cs="Times New Roman" w:eastAsia="Times New Roman" w:hAnsi="Times New Roman"/>
+          <w:sz w:val="24"/>
+          <w:szCs w:val="24"/>
+        </w:rPr>
+        <w:t xml:space="preserve">A second affective hazard the course addresses explicitly is what might be called productivity theater. Adult learners working with AI image generators or elaborate flashcard tools frequently spend hours producing aesthetically polished cards that they never review, mistaking output for learning. The course teaches a four-image flashcard method (use a vivid specific image, add personal or emotional context, exaggerate slightly to make it memorable, and connect the word to a tiny story) drawing on Paivio's (1990) dual-coding theory, the method-of-loci tradition (Yates, 1966; Legge et al., 2012), and emotion-enhanced encoding research (Cahill and McGaugh, 1995). The method is illustrated with four worked examples (resbalarse, olvidar, picante, ganar), each presented as a single concrete scene rather than a translation. Crucially, the course pairs this technique with a hard ninety-second-per-card rule and an explicit warning against perfectionism: students are told that a thirty-second mental image and a Google-Images screenshot beat a five-hour AI image generation session, that the card has to exist and be reviewed tomorrow rather than be beautiful, and that productive does not equal pretty.</w:t>
+      </w:r>
+    </w:p>
+    <w:p>
+      <w:pPr>
+        <w:spacing w:after="0" w:before="0" w:line="480"/>
+        <w:ind w:firstLine="720"/>
+        <w:jc w:val="left"/>
+      </w:pPr>
+      <w:r>
+        <w:rPr>
+          <w:rFonts w:ascii="Times New Roman" w:cs="Times New Roman" w:eastAsia="Times New Roman" w:hAnsi="Times New Roman"/>
+          <w:sz w:val="24"/>
+          <w:szCs w:val="24"/>
+        </w:rPr>
+        <w:t xml:space="preserve">To anchor the spaced-repetition material in a credible authority figure familiar to the YouTube generation, the course recommends a single starting video: Ali Abdaal's twelve-minute Anki masterclass. Abdaal is a Cambridge-trained physician and former NHS doctor who has built one of the largest evidence-based study channels online, with content grounded in active recall, spaced repetition, and effective study system design. Recommending one specific high-quality external resource, rather than overwhelming learners with a curated reading list, applies the same minimum-viable-input principle that governs the rest of the course design. For Spanish- and French-speaking learners, the course provides explicit instructions for enabling YouTube's auto-generated subtitles and auto-translation features so that the English-language video is accessible without lowering its content standard.</w:t>
       </w:r>
     </w:p>
     <w:p>
@@ -627,7 +687,7 @@
           <w:sz w:val="24"/>
           <w:szCs w:val="24"/>
         </w:rPr>
-        <w:t xml:space="preserve">CAST. (2024). </w:t>
+        <w:t xml:space="preserve">Cahill, L., &amp; McGaugh, J. L. (1995). A novel demonstration of enhanced memory associated with emotional arousal. </w:t>
       </w:r>
       <w:r>
         <w:rPr>
@@ -637,15 +697,15 @@
           <w:sz w:val="24"/>
           <w:szCs w:val="24"/>
         </w:rPr>
-        <w:t xml:space="preserve">Universal design for learning guidelines version 3.0</w:t>
-      </w:r>
-      <w:r>
-        <w:rPr>
-          <w:rFonts w:ascii="Times New Roman" w:cs="Times New Roman" w:eastAsia="Times New Roman" w:hAnsi="Times New Roman"/>
-          <w:sz w:val="24"/>
-          <w:szCs w:val="24"/>
-        </w:rPr>
-        <w:t xml:space="preserve"> [graphic organizer]. https://udlguidelines.cast.org</w:t>
+        <w:t xml:space="preserve">Consciousness and Cognition, 4</w:t>
+      </w:r>
+      <w:r>
+        <w:rPr>
+          <w:rFonts w:ascii="Times New Roman" w:cs="Times New Roman" w:eastAsia="Times New Roman" w:hAnsi="Times New Roman"/>
+          <w:sz w:val="24"/>
+          <w:szCs w:val="24"/>
+        </w:rPr>
+        <w:t xml:space="preserve">(4), 410–421. https://doi.org/10.1006/ccog.1995.1048</w:t>
       </w:r>
     </w:p>
     <w:p>
@@ -659,7 +719,7 @@
           <w:sz w:val="24"/>
           <w:szCs w:val="24"/>
         </w:rPr>
-        <w:t xml:space="preserve">Cepeda, N. J., Pashler, H., Vul, E., Wixted, J. T., &amp; Rohrer, D. (2006). Distributed practice in verbal recall tasks: A review and quantitative synthesis. </w:t>
+        <w:t xml:space="preserve">CAST. (2024). </w:t>
       </w:r>
       <w:r>
         <w:rPr>
@@ -669,15 +729,15 @@
           <w:sz w:val="24"/>
           <w:szCs w:val="24"/>
         </w:rPr>
-        <w:t xml:space="preserve">Psychological Bulletin, 132</w:t>
-      </w:r>
-      <w:r>
-        <w:rPr>
-          <w:rFonts w:ascii="Times New Roman" w:cs="Times New Roman" w:eastAsia="Times New Roman" w:hAnsi="Times New Roman"/>
-          <w:sz w:val="24"/>
-          <w:szCs w:val="24"/>
-        </w:rPr>
-        <w:t xml:space="preserve">(3), 354–380. https://doi.org/10.1037/0033-2909.132.3.354</w:t>
+        <w:t xml:space="preserve">Universal design for learning guidelines version 3.0</w:t>
+      </w:r>
+      <w:r>
+        <w:rPr>
+          <w:rFonts w:ascii="Times New Roman" w:cs="Times New Roman" w:eastAsia="Times New Roman" w:hAnsi="Times New Roman"/>
+          <w:sz w:val="24"/>
+          <w:szCs w:val="24"/>
+        </w:rPr>
+        <w:t xml:space="preserve"> [graphic organizer]. https://udlguidelines.cast.org</w:t>
       </w:r>
     </w:p>
     <w:p>
@@ -691,7 +751,7 @@
           <w:sz w:val="24"/>
           <w:szCs w:val="24"/>
         </w:rPr>
-        <w:t xml:space="preserve">Dunlosky, J., Rawson, K. A., Marsh, E. J., Nathan, M. J., &amp; Willingham, D. T. (2013). Improving students’ learning with effective learning techniques: Promising directions from cognitive and educational psychology. </w:t>
+        <w:t xml:space="preserve">Cepeda, N. J., Pashler, H., Vul, E., Wixted, J. T., &amp; Rohrer, D. (2006). Distributed practice in verbal recall tasks: A review and quantitative synthesis. </w:t>
       </w:r>
       <w:r>
         <w:rPr>
@@ -701,15 +761,15 @@
           <w:sz w:val="24"/>
           <w:szCs w:val="24"/>
         </w:rPr>
-        <w:t xml:space="preserve">Psychological Science in the Public Interest, 14</w:t>
-      </w:r>
-      <w:r>
-        <w:rPr>
-          <w:rFonts w:ascii="Times New Roman" w:cs="Times New Roman" w:eastAsia="Times New Roman" w:hAnsi="Times New Roman"/>
-          <w:sz w:val="24"/>
-          <w:szCs w:val="24"/>
-        </w:rPr>
-        <w:t xml:space="preserve">(1), 4–58. https://doi.org/10.1177/1529100612453266</w:t>
+        <w:t xml:space="preserve">Psychological Bulletin, 132</w:t>
+      </w:r>
+      <w:r>
+        <w:rPr>
+          <w:rFonts w:ascii="Times New Roman" w:cs="Times New Roman" w:eastAsia="Times New Roman" w:hAnsi="Times New Roman"/>
+          <w:sz w:val="24"/>
+          <w:szCs w:val="24"/>
+        </w:rPr>
+        <w:t xml:space="preserve">(3), 354–380. https://doi.org/10.1037/0033-2909.132.3.354</w:t>
       </w:r>
     </w:p>
     <w:p>
@@ -723,7 +783,7 @@
           <w:sz w:val="24"/>
           <w:szCs w:val="24"/>
         </w:rPr>
-        <w:t xml:space="preserve">Karpicke, J. D., &amp; Blunt, J. R. (2011). Retrieval practice produces more learning than elaborative studying with concept mapping. </w:t>
+        <w:t xml:space="preserve">Dunlosky, J., Rawson, K. A., Marsh, E. J., Nathan, M. J., &amp; Willingham, D. T. (2013). Improving students’ learning with effective learning techniques: Promising directions from cognitive and educational psychology. </w:t>
       </w:r>
       <w:r>
         <w:rPr>
@@ -733,15 +793,15 @@
           <w:sz w:val="24"/>
           <w:szCs w:val="24"/>
         </w:rPr>
-        <w:t xml:space="preserve">Science, 331</w:t>
-      </w:r>
-      <w:r>
-        <w:rPr>
-          <w:rFonts w:ascii="Times New Roman" w:cs="Times New Roman" w:eastAsia="Times New Roman" w:hAnsi="Times New Roman"/>
-          <w:sz w:val="24"/>
-          <w:szCs w:val="24"/>
-        </w:rPr>
-        <w:t xml:space="preserve">(6018), 772–775. https://doi.org/10.1126/science.1199327</w:t>
+        <w:t xml:space="preserve">Psychological Science in the Public Interest, 14</w:t>
+      </w:r>
+      <w:r>
+        <w:rPr>
+          <w:rFonts w:ascii="Times New Roman" w:cs="Times New Roman" w:eastAsia="Times New Roman" w:hAnsi="Times New Roman"/>
+          <w:sz w:val="24"/>
+          <w:szCs w:val="24"/>
+        </w:rPr>
+        <w:t xml:space="preserve">(1), 4–58. https://doi.org/10.1177/1529100612453266</w:t>
       </w:r>
     </w:p>
     <w:p>
@@ -755,7 +815,7 @@
           <w:sz w:val="24"/>
           <w:szCs w:val="24"/>
         </w:rPr>
-        <w:t xml:space="preserve">Kim, S. K., &amp; Webb, S. (2022). The effects of spaced practice on second language learning: A meta-analysis. </w:t>
+        <w:t xml:space="preserve">Karpicke, J. D., &amp; Blunt, J. R. (2011). Retrieval practice produces more learning than elaborative studying with concept mapping. </w:t>
       </w:r>
       <w:r>
         <w:rPr>
@@ -765,15 +825,15 @@
           <w:sz w:val="24"/>
           <w:szCs w:val="24"/>
         </w:rPr>
-        <w:t xml:space="preserve">Language Learning, 72</w:t>
-      </w:r>
-      <w:r>
-        <w:rPr>
-          <w:rFonts w:ascii="Times New Roman" w:cs="Times New Roman" w:eastAsia="Times New Roman" w:hAnsi="Times New Roman"/>
-          <w:sz w:val="24"/>
-          <w:szCs w:val="24"/>
-        </w:rPr>
-        <w:t xml:space="preserve">(1), 269–319. https://doi.org/10.1111/lang.12479</w:t>
+        <w:t xml:space="preserve">Science, 331</w:t>
+      </w:r>
+      <w:r>
+        <w:rPr>
+          <w:rFonts w:ascii="Times New Roman" w:cs="Times New Roman" w:eastAsia="Times New Roman" w:hAnsi="Times New Roman"/>
+          <w:sz w:val="24"/>
+          <w:szCs w:val="24"/>
+        </w:rPr>
+        <w:t xml:space="preserve">(6018), 772–775. https://doi.org/10.1126/science.1199327</w:t>
       </w:r>
     </w:p>
     <w:p>
@@ -787,7 +847,7 @@
           <w:sz w:val="24"/>
           <w:szCs w:val="24"/>
         </w:rPr>
-        <w:t xml:space="preserve">Krashen, S. D. (1985). </w:t>
+        <w:t xml:space="preserve">Kim, S. K., &amp; Webb, S. (2022). The effects of spaced practice on second language learning: A meta-analysis. </w:t>
       </w:r>
       <w:r>
         <w:rPr>
@@ -797,15 +857,15 @@
           <w:sz w:val="24"/>
           <w:szCs w:val="24"/>
         </w:rPr>
-        <w:t xml:space="preserve">The input hypothesis: Issues and implications</w:t>
-      </w:r>
-      <w:r>
-        <w:rPr>
-          <w:rFonts w:ascii="Times New Roman" w:cs="Times New Roman" w:eastAsia="Times New Roman" w:hAnsi="Times New Roman"/>
-          <w:sz w:val="24"/>
-          <w:szCs w:val="24"/>
-        </w:rPr>
-        <w:t xml:space="preserve">. Longman.</w:t>
+        <w:t xml:space="preserve">Language Learning, 72</w:t>
+      </w:r>
+      <w:r>
+        <w:rPr>
+          <w:rFonts w:ascii="Times New Roman" w:cs="Times New Roman" w:eastAsia="Times New Roman" w:hAnsi="Times New Roman"/>
+          <w:sz w:val="24"/>
+          <w:szCs w:val="24"/>
+        </w:rPr>
+        <w:t xml:space="preserve">(1), 269–319. https://doi.org/10.1111/lang.12479</w:t>
       </w:r>
     </w:p>
     <w:p>
@@ -819,7 +879,7 @@
           <w:sz w:val="24"/>
           <w:szCs w:val="24"/>
         </w:rPr>
-        <w:t xml:space="preserve">Leitner, S. (1972). </w:t>
+        <w:t xml:space="preserve">Krashen, S. D. (1985). </w:t>
       </w:r>
       <w:r>
         <w:rPr>
@@ -829,15 +889,15 @@
           <w:sz w:val="24"/>
           <w:szCs w:val="24"/>
         </w:rPr>
-        <w:t xml:space="preserve">So lernt man lernen: Der Weg zum Erfolg</w:t>
-      </w:r>
-      <w:r>
-        <w:rPr>
-          <w:rFonts w:ascii="Times New Roman" w:cs="Times New Roman" w:eastAsia="Times New Roman" w:hAnsi="Times New Roman"/>
-          <w:sz w:val="24"/>
-          <w:szCs w:val="24"/>
-        </w:rPr>
-        <w:t xml:space="preserve"> [How to learn to learn: The path to success]. Herder.</w:t>
+        <w:t xml:space="preserve">The input hypothesis: Issues and implications</w:t>
+      </w:r>
+      <w:r>
+        <w:rPr>
+          <w:rFonts w:ascii="Times New Roman" w:cs="Times New Roman" w:eastAsia="Times New Roman" w:hAnsi="Times New Roman"/>
+          <w:sz w:val="24"/>
+          <w:szCs w:val="24"/>
+        </w:rPr>
+        <w:t xml:space="preserve">. Longman.</w:t>
       </w:r>
     </w:p>
     <w:p>
@@ -851,7 +911,7 @@
           <w:sz w:val="24"/>
           <w:szCs w:val="24"/>
         </w:rPr>
-        <w:t xml:space="preserve">Mayer, R. E. (2009). </w:t>
+        <w:t xml:space="preserve">Legge, E. L. G., Madan, C. R., Ng, E. T., &amp; Caplan, J. B. (2012). Building a memory palace in minutes: Equivalent memory performance using virtual versus conventional environments with the method of loci. </w:t>
       </w:r>
       <w:r>
         <w:rPr>
@@ -861,15 +921,15 @@
           <w:sz w:val="24"/>
           <w:szCs w:val="24"/>
         </w:rPr>
-        <w:t xml:space="preserve">Multimedia learning</w:t>
-      </w:r>
-      <w:r>
-        <w:rPr>
-          <w:rFonts w:ascii="Times New Roman" w:cs="Times New Roman" w:eastAsia="Times New Roman" w:hAnsi="Times New Roman"/>
-          <w:sz w:val="24"/>
-          <w:szCs w:val="24"/>
-        </w:rPr>
-        <w:t xml:space="preserve"> (2nd ed.). Cambridge University Press. https://doi.org/10.1017/CBO9780511811678</w:t>
+        <w:t xml:space="preserve">Acta Psychologica, 141</w:t>
+      </w:r>
+      <w:r>
+        <w:rPr>
+          <w:rFonts w:ascii="Times New Roman" w:cs="Times New Roman" w:eastAsia="Times New Roman" w:hAnsi="Times New Roman"/>
+          <w:sz w:val="24"/>
+          <w:szCs w:val="24"/>
+        </w:rPr>
+        <w:t xml:space="preserve">(3), 380–390. https://doi.org/10.1016/j.actpsy.2012.09.002</w:t>
       </w:r>
     </w:p>
     <w:p>
@@ -883,7 +943,7 @@
           <w:sz w:val="24"/>
           <w:szCs w:val="24"/>
         </w:rPr>
-        <w:t xml:space="preserve">Nation, I. S. P. (2013). </w:t>
+        <w:t xml:space="preserve">Leitner, S. (1972). </w:t>
       </w:r>
       <w:r>
         <w:rPr>
@@ -893,15 +953,15 @@
           <w:sz w:val="24"/>
           <w:szCs w:val="24"/>
         </w:rPr>
-        <w:t xml:space="preserve">Learning vocabulary in another language</w:t>
-      </w:r>
-      <w:r>
-        <w:rPr>
-          <w:rFonts w:ascii="Times New Roman" w:cs="Times New Roman" w:eastAsia="Times New Roman" w:hAnsi="Times New Roman"/>
-          <w:sz w:val="24"/>
-          <w:szCs w:val="24"/>
-        </w:rPr>
-        <w:t xml:space="preserve"> (2nd ed.). Cambridge University Press. https://doi.org/10.1017/CBO9781139858656</w:t>
+        <w:t xml:space="preserve">So lernt man lernen: Der Weg zum Erfolg</w:t>
+      </w:r>
+      <w:r>
+        <w:rPr>
+          <w:rFonts w:ascii="Times New Roman" w:cs="Times New Roman" w:eastAsia="Times New Roman" w:hAnsi="Times New Roman"/>
+          <w:sz w:val="24"/>
+          <w:szCs w:val="24"/>
+        </w:rPr>
+        <w:t xml:space="preserve"> [How to learn to learn: The path to success]. Herder.</w:t>
       </w:r>
     </w:p>
     <w:p>
@@ -915,7 +975,7 @@
           <w:sz w:val="24"/>
           <w:szCs w:val="24"/>
         </w:rPr>
-        <w:t xml:space="preserve">Paivio, A. (1990). </w:t>
+        <w:t xml:space="preserve">Mayer, R. E. (2009). </w:t>
       </w:r>
       <w:r>
         <w:rPr>
@@ -925,15 +985,15 @@
           <w:sz w:val="24"/>
           <w:szCs w:val="24"/>
         </w:rPr>
-        <w:t xml:space="preserve">Mental representations: A dual coding approach</w:t>
-      </w:r>
-      <w:r>
-        <w:rPr>
-          <w:rFonts w:ascii="Times New Roman" w:cs="Times New Roman" w:eastAsia="Times New Roman" w:hAnsi="Times New Roman"/>
-          <w:sz w:val="24"/>
-          <w:szCs w:val="24"/>
-        </w:rPr>
-        <w:t xml:space="preserve">. Oxford University Press.</w:t>
+        <w:t xml:space="preserve">Multimedia learning</w:t>
+      </w:r>
+      <w:r>
+        <w:rPr>
+          <w:rFonts w:ascii="Times New Roman" w:cs="Times New Roman" w:eastAsia="Times New Roman" w:hAnsi="Times New Roman"/>
+          <w:sz w:val="24"/>
+          <w:szCs w:val="24"/>
+        </w:rPr>
+        <w:t xml:space="preserve"> (2nd ed.). Cambridge University Press. https://doi.org/10.1017/CBO9780511811678</w:t>
       </w:r>
     </w:p>
     <w:p>
@@ -947,7 +1007,7 @@
           <w:sz w:val="24"/>
           <w:szCs w:val="24"/>
         </w:rPr>
-        <w:t xml:space="preserve">Pressley, M., Levin, J. R., &amp; Delaney, H. D. (1982). The mnemonic keyword method. </w:t>
+        <w:t xml:space="preserve">Nation, I. S. P. (2013). </w:t>
       </w:r>
       <w:r>
         <w:rPr>
@@ -957,15 +1017,15 @@
           <w:sz w:val="24"/>
           <w:szCs w:val="24"/>
         </w:rPr>
-        <w:t xml:space="preserve">Review of Educational Research, 52</w:t>
-      </w:r>
-      <w:r>
-        <w:rPr>
-          <w:rFonts w:ascii="Times New Roman" w:cs="Times New Roman" w:eastAsia="Times New Roman" w:hAnsi="Times New Roman"/>
-          <w:sz w:val="24"/>
-          <w:szCs w:val="24"/>
-        </w:rPr>
-        <w:t xml:space="preserve">(1), 61–91. https://doi.org/10.3102/00346543052001061</w:t>
+        <w:t xml:space="preserve">Learning vocabulary in another language</w:t>
+      </w:r>
+      <w:r>
+        <w:rPr>
+          <w:rFonts w:ascii="Times New Roman" w:cs="Times New Roman" w:eastAsia="Times New Roman" w:hAnsi="Times New Roman"/>
+          <w:sz w:val="24"/>
+          <w:szCs w:val="24"/>
+        </w:rPr>
+        <w:t xml:space="preserve"> (2nd ed.). Cambridge University Press. https://doi.org/10.1017/CBO9781139858656</w:t>
       </w:r>
     </w:p>
     <w:p>
@@ -979,7 +1039,7 @@
           <w:sz w:val="24"/>
           <w:szCs w:val="24"/>
         </w:rPr>
-        <w:t xml:space="preserve">Roediger, H. L., III, &amp; Karpicke, J. D. (2006). Test-enhanced learning: Taking memory tests improves long-term retention. </w:t>
+        <w:t xml:space="preserve">Paivio, A. (1990). </w:t>
       </w:r>
       <w:r>
         <w:rPr>
@@ -989,15 +1049,15 @@
           <w:sz w:val="24"/>
           <w:szCs w:val="24"/>
         </w:rPr>
-        <w:t xml:space="preserve">Psychological Science, 17</w:t>
-      </w:r>
-      <w:r>
-        <w:rPr>
-          <w:rFonts w:ascii="Times New Roman" w:cs="Times New Roman" w:eastAsia="Times New Roman" w:hAnsi="Times New Roman"/>
-          <w:sz w:val="24"/>
-          <w:szCs w:val="24"/>
-        </w:rPr>
-        <w:t xml:space="preserve">(3), 249–255. https://doi.org/10.1111/j.1467-9280.2006.01693.x</w:t>
+        <w:t xml:space="preserve">Mental representations: A dual coding approach</w:t>
+      </w:r>
+      <w:r>
+        <w:rPr>
+          <w:rFonts w:ascii="Times New Roman" w:cs="Times New Roman" w:eastAsia="Times New Roman" w:hAnsi="Times New Roman"/>
+          <w:sz w:val="24"/>
+          <w:szCs w:val="24"/>
+        </w:rPr>
+        <w:t xml:space="preserve">. Oxford University Press.</w:t>
       </w:r>
     </w:p>
     <w:p>
@@ -1011,7 +1071,7 @@
           <w:sz w:val="24"/>
           <w:szCs w:val="24"/>
         </w:rPr>
-        <w:t xml:space="preserve">Swain, M. (1985). Communicative competence: Some roles of comprehensible input and comprehensible output in its development. In S. Gass &amp; C. Madden (Eds.), </w:t>
+        <w:t xml:space="preserve">Pressley, M., Levin, J. R., &amp; Delaney, H. D. (1982). The mnemonic keyword method. </w:t>
       </w:r>
       <w:r>
         <w:rPr>
@@ -1021,15 +1081,15 @@
           <w:sz w:val="24"/>
           <w:szCs w:val="24"/>
         </w:rPr>
-        <w:t xml:space="preserve">Input in second language acquisition</w:t>
-      </w:r>
-      <w:r>
-        <w:rPr>
-          <w:rFonts w:ascii="Times New Roman" w:cs="Times New Roman" w:eastAsia="Times New Roman" w:hAnsi="Times New Roman"/>
-          <w:sz w:val="24"/>
-          <w:szCs w:val="24"/>
-        </w:rPr>
-        <w:t xml:space="preserve"> (pp. 235–253). Newbury House.</w:t>
+        <w:t xml:space="preserve">Review of Educational Research, 52</w:t>
+      </w:r>
+      <w:r>
+        <w:rPr>
+          <w:rFonts w:ascii="Times New Roman" w:cs="Times New Roman" w:eastAsia="Times New Roman" w:hAnsi="Times New Roman"/>
+          <w:sz w:val="24"/>
+          <w:szCs w:val="24"/>
+        </w:rPr>
+        <w:t xml:space="preserve">(1), 61–91. https://doi.org/10.3102/00346543052001061</w:t>
       </w:r>
     </w:p>
     <w:p>
@@ -1043,7 +1103,7 @@
           <w:sz w:val="24"/>
           <w:szCs w:val="24"/>
         </w:rPr>
-        <w:t xml:space="preserve">Walker, M. P., &amp; Stickgold, R. (2004). Sleep-dependent learning and memory consolidation. </w:t>
+        <w:t xml:space="preserve">Roediger, H. L., III, &amp; Karpicke, J. D. (2006). Test-enhanced learning: Taking memory tests improves long-term retention. </w:t>
       </w:r>
       <w:r>
         <w:rPr>
@@ -1053,6 +1113,70 @@
           <w:sz w:val="24"/>
           <w:szCs w:val="24"/>
         </w:rPr>
+        <w:t xml:space="preserve">Psychological Science, 17</w:t>
+      </w:r>
+      <w:r>
+        <w:rPr>
+          <w:rFonts w:ascii="Times New Roman" w:cs="Times New Roman" w:eastAsia="Times New Roman" w:hAnsi="Times New Roman"/>
+          <w:sz w:val="24"/>
+          <w:szCs w:val="24"/>
+        </w:rPr>
+        <w:t xml:space="preserve">(3), 249–255. https://doi.org/10.1111/j.1467-9280.2006.01693.x</w:t>
+      </w:r>
+    </w:p>
+    <w:p>
+      <w:pPr>
+        <w:spacing w:after="0" w:before="0" w:line="480"/>
+        <w:ind w:left="720" w:hanging="720"/>
+      </w:pPr>
+      <w:r>
+        <w:rPr>
+          <w:rFonts w:ascii="Times New Roman" w:cs="Times New Roman" w:eastAsia="Times New Roman" w:hAnsi="Times New Roman"/>
+          <w:sz w:val="24"/>
+          <w:szCs w:val="24"/>
+        </w:rPr>
+        <w:t xml:space="preserve">Swain, M. (1985). Communicative competence: Some roles of comprehensible input and comprehensible output in its development. In S. Gass &amp; C. Madden (Eds.), </w:t>
+      </w:r>
+      <w:r>
+        <w:rPr>
+          <w:rFonts w:ascii="Times New Roman" w:cs="Times New Roman" w:eastAsia="Times New Roman" w:hAnsi="Times New Roman"/>
+          <w:i/>
+          <w:iCs/>
+          <w:sz w:val="24"/>
+          <w:szCs w:val="24"/>
+        </w:rPr>
+        <w:t xml:space="preserve">Input in second language acquisition</w:t>
+      </w:r>
+      <w:r>
+        <w:rPr>
+          <w:rFonts w:ascii="Times New Roman" w:cs="Times New Roman" w:eastAsia="Times New Roman" w:hAnsi="Times New Roman"/>
+          <w:sz w:val="24"/>
+          <w:szCs w:val="24"/>
+        </w:rPr>
+        <w:t xml:space="preserve"> (pp. 235–253). Newbury House.</w:t>
+      </w:r>
+    </w:p>
+    <w:p>
+      <w:pPr>
+        <w:spacing w:after="0" w:before="0" w:line="480"/>
+        <w:ind w:left="720" w:hanging="720"/>
+      </w:pPr>
+      <w:r>
+        <w:rPr>
+          <w:rFonts w:ascii="Times New Roman" w:cs="Times New Roman" w:eastAsia="Times New Roman" w:hAnsi="Times New Roman"/>
+          <w:sz w:val="24"/>
+          <w:szCs w:val="24"/>
+        </w:rPr>
+        <w:t xml:space="preserve">Walker, M. P., &amp; Stickgold, R. (2004). Sleep-dependent learning and memory consolidation. </w:t>
+      </w:r>
+      <w:r>
+        <w:rPr>
+          <w:rFonts w:ascii="Times New Roman" w:cs="Times New Roman" w:eastAsia="Times New Roman" w:hAnsi="Times New Roman"/>
+          <w:i/>
+          <w:iCs/>
+          <w:sz w:val="24"/>
+          <w:szCs w:val="24"/>
+        </w:rPr>
         <w:t xml:space="preserve">Neuron, 44</w:t>
       </w:r>
       <w:r>
@@ -1062,6 +1186,38 @@
           <w:szCs w:val="24"/>
         </w:rPr>
         <w:t xml:space="preserve">(1), 121–133. https://doi.org/10.1016/j.neuron.2004.08.031</w:t>
+      </w:r>
+    </w:p>
+    <w:p>
+      <w:pPr>
+        <w:spacing w:after="0" w:before="0" w:line="480"/>
+        <w:ind w:left="720" w:hanging="720"/>
+      </w:pPr>
+      <w:r>
+        <w:rPr>
+          <w:rFonts w:ascii="Times New Roman" w:cs="Times New Roman" w:eastAsia="Times New Roman" w:hAnsi="Times New Roman"/>
+          <w:sz w:val="24"/>
+          <w:szCs w:val="24"/>
+        </w:rPr>
+        <w:t xml:space="preserve">Yates, F. A. (1966). </w:t>
+      </w:r>
+      <w:r>
+        <w:rPr>
+          <w:rFonts w:ascii="Times New Roman" w:cs="Times New Roman" w:eastAsia="Times New Roman" w:hAnsi="Times New Roman"/>
+          <w:i/>
+          <w:iCs/>
+          <w:sz w:val="24"/>
+          <w:szCs w:val="24"/>
+        </w:rPr>
+        <w:t xml:space="preserve">The art of memory</w:t>
+      </w:r>
+      <w:r>
+        <w:rPr>
+          <w:rFonts w:ascii="Times New Roman" w:cs="Times New Roman" w:eastAsia="Times New Roman" w:hAnsi="Times New Roman"/>
+          <w:sz w:val="24"/>
+          <w:szCs w:val="24"/>
+        </w:rPr>
+        <w:t xml:space="preserve">. University of Chicago Press.</w:t>
       </w:r>
     </w:p>
     <w:p>
